--- a/hw2_report.docx
+++ b/hw2_report.docx
@@ -584,7 +584,29 @@
         <w:rPr>
           <w:rFonts w:ascii="Times New Roman" w:hAnsi="Times New Roman" w:cs="Times New Roman"/>
         </w:rPr>
-        <w:t xml:space="preserve"> the private key and the random primes generated are kept secret. Creating this system in C# was pointless and could’ve saved about 100 lines if I did it in Python instead, but I did have fun doing it.</w:t>
+        <w:t xml:space="preserve"> the private key and the random primes generated are kept secret.</w:t>
+      </w:r>
+    </w:p>
+    <w:p>
+      <w:pPr>
+        <w:spacing w:after="0" w:line="240" w:lineRule="auto"/>
+        <w:rPr>
+          <w:rFonts w:ascii="Times New Roman" w:hAnsi="Times New Roman" w:cs="Times New Roman"/>
+        </w:rPr>
+      </w:pPr>
+    </w:p>
+    <w:p>
+      <w:pPr>
+        <w:spacing w:after="0" w:line="240" w:lineRule="auto"/>
+        <w:rPr>
+          <w:rFonts w:ascii="Times New Roman" w:hAnsi="Times New Roman" w:cs="Times New Roman"/>
+        </w:rPr>
+      </w:pPr>
+      <w:r>
+        <w:rPr>
+          <w:rFonts w:ascii="Times New Roman" w:hAnsi="Times New Roman" w:cs="Times New Roman"/>
+        </w:rPr>
+        <w:t>To run the cryptosystem, create a new .NET environment and add a copy of the program into it. While in the .NET environment, build the project and run it. When the program executes, enter a message of whatever length you desire when prompted.</w:t>
       </w:r>
     </w:p>
     <w:sectPr>
